--- a/Interview-notes/Interview_DB2.docx
+++ b/Interview-notes/Interview_DB2.docx
@@ -247,15 +247,7 @@
           <w:sz w:val="24"/>
           <w:szCs w:val="24"/>
         </w:rPr>
-        <w:t>Other details</w:t>
-      </w:r>
-      <w:r>
-        <w:rPr>
-          <w:rFonts w:cstheme="minorHAnsi"/>
-          <w:sz w:val="24"/>
-          <w:szCs w:val="24"/>
-        </w:rPr>
-        <w:t xml:space="preserve"> </w:t>
+        <w:t xml:space="preserve">Other details </w:t>
       </w:r>
       <w:r>
         <w:rPr>
@@ -1555,25 +1547,7 @@
           <w:sz w:val="24"/>
           <w:szCs w:val="24"/>
         </w:rPr>
-        <w:t xml:space="preserve">Generally applied on COBOL-DB2 </w:t>
-      </w:r>
-      <w:proofErr w:type="spellStart"/>
-      <w:r>
-        <w:rPr>
-          <w:rFonts w:cstheme="minorHAnsi"/>
-          <w:sz w:val="24"/>
-          <w:szCs w:val="24"/>
-        </w:rPr>
-        <w:t>pgm</w:t>
-      </w:r>
-      <w:proofErr w:type="spellEnd"/>
-      <w:r>
-        <w:rPr>
-          <w:rFonts w:cstheme="minorHAnsi"/>
-          <w:sz w:val="24"/>
-          <w:szCs w:val="24"/>
-        </w:rPr>
-        <w:t xml:space="preserve"> in case of updates</w:t>
+        <w:t>Generally applied on COBOL-DB2 pgm in case of updates</w:t>
       </w:r>
     </w:p>
     <w:p>
@@ -1999,25 +1973,7 @@
           <w:sz w:val="24"/>
           <w:szCs w:val="24"/>
         </w:rPr>
-        <w:t xml:space="preserve">When our query is running and it scans the rows for matching cases and the result set it created, then when we are fetching one row in the </w:t>
-      </w:r>
-      <w:proofErr w:type="spellStart"/>
-      <w:r>
-        <w:rPr>
-          <w:rFonts w:cstheme="minorHAnsi"/>
-          <w:sz w:val="24"/>
-          <w:szCs w:val="24"/>
-        </w:rPr>
-        <w:t>pgm</w:t>
-      </w:r>
-      <w:proofErr w:type="spellEnd"/>
-      <w:r>
-        <w:rPr>
-          <w:rFonts w:cstheme="minorHAnsi"/>
-          <w:sz w:val="24"/>
-          <w:szCs w:val="24"/>
-        </w:rPr>
-        <w:t xml:space="preserve"> then that single row will be locked.</w:t>
+        <w:t>When our query is running and it scans the rows for matching cases and the result set it created, then when we are fetching one row in the pgm then that single row will be locked.</w:t>
       </w:r>
     </w:p>
     <w:p>
@@ -2102,25 +2058,7 @@
           <w:sz w:val="24"/>
           <w:szCs w:val="24"/>
         </w:rPr>
-        <w:t xml:space="preserve">When our query is running and it scans the rows for matching cases and the result set it created, then when we are fetching one row in the </w:t>
-      </w:r>
-      <w:proofErr w:type="spellStart"/>
-      <w:r>
-        <w:rPr>
-          <w:rFonts w:cstheme="minorHAnsi"/>
-          <w:sz w:val="24"/>
-          <w:szCs w:val="24"/>
-        </w:rPr>
-        <w:t>pgm</w:t>
-      </w:r>
-      <w:proofErr w:type="spellEnd"/>
-      <w:r>
-        <w:rPr>
-          <w:rFonts w:cstheme="minorHAnsi"/>
-          <w:sz w:val="24"/>
-          <w:szCs w:val="24"/>
-        </w:rPr>
-        <w:t xml:space="preserve"> then also nothing will be locked. (No lock)</w:t>
+        <w:t>When our query is running and it scans the rows for matching cases and the result set it created, then when we are fetching one row in the pgm then also nothing will be locked. (No lock)</w:t>
       </w:r>
     </w:p>
     <w:p>
@@ -4063,6 +4001,283 @@
       </w:pPr>
       <w:r>
         <w:t>SQLCA (SQL Communication Area) is a structure (copybook) used in COBOL-DB2 programs to capture the result of every SQL statement execution.</w:t>
+      </w:r>
+    </w:p>
+    <w:p>
+      <w:pPr>
+        <w:pStyle w:val="ListParagraph"/>
+        <w:spacing w:after="0"/>
+        <w:ind w:left="1440"/>
+      </w:pPr>
+    </w:p>
+    <w:p>
+      <w:pPr>
+        <w:pStyle w:val="ListParagraph"/>
+        <w:numPr>
+          <w:ilvl w:val="0"/>
+          <w:numId w:val="1"/>
+        </w:numPr>
+        <w:spacing w:after="0"/>
+        <w:rPr>
+          <w:rFonts w:cstheme="minorHAnsi"/>
+          <w:b/>
+          <w:bCs/>
+          <w:sz w:val="24"/>
+          <w:szCs w:val="24"/>
+        </w:rPr>
+      </w:pPr>
+      <w:r>
+        <w:rPr>
+          <w:rFonts w:cstheme="minorHAnsi"/>
+          <w:b/>
+          <w:bCs/>
+          <w:sz w:val="24"/>
+          <w:szCs w:val="24"/>
+        </w:rPr>
+        <w:t>How to check the number of rows affected during (update/insert) in batch DB2?</w:t>
+      </w:r>
+    </w:p>
+    <w:p>
+      <w:pPr>
+        <w:pStyle w:val="ListParagraph"/>
+        <w:numPr>
+          <w:ilvl w:val="1"/>
+          <w:numId w:val="1"/>
+        </w:numPr>
+        <w:spacing w:after="0"/>
+      </w:pPr>
+      <w:r>
+        <w:t>SQLERRD(3)</w:t>
+      </w:r>
+    </w:p>
+    <w:p>
+      <w:pPr>
+        <w:pStyle w:val="ListParagraph"/>
+        <w:spacing w:after="0"/>
+        <w:ind w:left="1440"/>
+      </w:pPr>
+    </w:p>
+    <w:p>
+      <w:pPr>
+        <w:pStyle w:val="ListParagraph"/>
+        <w:spacing w:after="0"/>
+        <w:ind w:left="1440"/>
+      </w:pPr>
+    </w:p>
+    <w:p>
+      <w:pPr>
+        <w:pStyle w:val="NormalWeb"/>
+        <w:numPr>
+          <w:ilvl w:val="0"/>
+          <w:numId w:val="1"/>
+        </w:numPr>
+        <w:rPr>
+          <w:rFonts w:asciiTheme="minorHAnsi" w:eastAsiaTheme="minorHAnsi" w:hAnsiTheme="minorHAnsi" w:cstheme="minorBidi"/>
+          <w:b/>
+          <w:bCs/>
+          <w:kern w:val="2"/>
+          <w:sz w:val="22"/>
+          <w:szCs w:val="22"/>
+          <w:lang w:eastAsia="en-US"/>
+          <w14:ligatures w14:val="standardContextual"/>
+        </w:rPr>
+      </w:pPr>
+      <w:r>
+        <w:rPr>
+          <w:rFonts w:asciiTheme="minorHAnsi" w:eastAsiaTheme="minorHAnsi" w:hAnsiTheme="minorHAnsi" w:cstheme="minorBidi"/>
+          <w:b/>
+          <w:bCs/>
+          <w:kern w:val="2"/>
+          <w:sz w:val="22"/>
+          <w:szCs w:val="22"/>
+          <w:lang w:eastAsia="en-US"/>
+          <w14:ligatures w14:val="standardContextual"/>
+        </w:rPr>
+        <w:lastRenderedPageBreak/>
+        <w:t>In DB2 table in production with 3 million records having 3 columns: ID, Name, and Balance, I want to add a fourth column with a column name Premium Indicator, which needs to be updated as Y if balance is greater than 2 lakhs, else N. What are the options we can do and which will be best?</w:t>
+      </w:r>
+    </w:p>
+    <w:p>
+      <w:pPr>
+        <w:pStyle w:val="ListParagraph"/>
+        <w:numPr>
+          <w:ilvl w:val="1"/>
+          <w:numId w:val="1"/>
+        </w:numPr>
+        <w:spacing w:after="0"/>
+      </w:pPr>
+      <w:r>
+        <w:t>ALTER TABLE</w:t>
+      </w:r>
+      <w:r>
+        <w:br/>
+        <w:t>ADD COLUMN PREMIUM_IND CHAR(1)</w:t>
+      </w:r>
+      <w:r>
+        <w:br/>
+        <w:t>DEFAULT 'N'</w:t>
+      </w:r>
+      <w:r>
+        <w:br/>
+        <w:t>NOT NULL;</w:t>
+      </w:r>
+      <w:r>
+        <w:br/>
+      </w:r>
+      <w:r>
+        <w:br/>
+        <w:t>UPDATE CUSTOMER</w:t>
+      </w:r>
+      <w:r>
+        <w:br/>
+        <w:t>SET PREMIUM_IND = 'Y'</w:t>
+      </w:r>
+      <w:r>
+        <w:br/>
+        <w:t>WHERE BALANCE &gt; 200000;</w:t>
+      </w:r>
+    </w:p>
+    <w:p>
+      <w:pPr>
+        <w:pStyle w:val="ListParagraph"/>
+        <w:numPr>
+          <w:ilvl w:val="0"/>
+          <w:numId w:val="1"/>
+        </w:numPr>
+        <w:spacing w:after="0"/>
+      </w:pPr>
+      <w:r>
+        <w:t>A</w:t>
+      </w:r>
+    </w:p>
+    <w:p>
+      <w:pPr>
+        <w:pStyle w:val="ListParagraph"/>
+        <w:numPr>
+          <w:ilvl w:val="0"/>
+          <w:numId w:val="1"/>
+        </w:numPr>
+        <w:spacing w:after="0"/>
+      </w:pPr>
+      <w:r>
+        <w:t>A</w:t>
+      </w:r>
+    </w:p>
+    <w:p>
+      <w:pPr>
+        <w:pStyle w:val="ListParagraph"/>
+        <w:numPr>
+          <w:ilvl w:val="0"/>
+          <w:numId w:val="1"/>
+        </w:numPr>
+        <w:spacing w:after="0"/>
+      </w:pPr>
+      <w:r>
+        <w:t>A</w:t>
+      </w:r>
+    </w:p>
+    <w:p>
+      <w:pPr>
+        <w:pStyle w:val="ListParagraph"/>
+        <w:numPr>
+          <w:ilvl w:val="0"/>
+          <w:numId w:val="1"/>
+        </w:numPr>
+        <w:spacing w:after="0"/>
+      </w:pPr>
+      <w:r>
+        <w:t>A</w:t>
+      </w:r>
+    </w:p>
+    <w:p>
+      <w:pPr>
+        <w:pStyle w:val="ListParagraph"/>
+        <w:numPr>
+          <w:ilvl w:val="0"/>
+          <w:numId w:val="1"/>
+        </w:numPr>
+        <w:spacing w:after="0"/>
+      </w:pPr>
+      <w:r>
+        <w:t>A</w:t>
+      </w:r>
+    </w:p>
+    <w:p>
+      <w:pPr>
+        <w:pStyle w:val="ListParagraph"/>
+        <w:numPr>
+          <w:ilvl w:val="0"/>
+          <w:numId w:val="1"/>
+        </w:numPr>
+        <w:spacing w:after="0"/>
+      </w:pPr>
+      <w:r>
+        <w:t>A</w:t>
+      </w:r>
+    </w:p>
+    <w:p>
+      <w:pPr>
+        <w:pStyle w:val="ListParagraph"/>
+        <w:numPr>
+          <w:ilvl w:val="0"/>
+          <w:numId w:val="1"/>
+        </w:numPr>
+        <w:spacing w:after="0"/>
+      </w:pPr>
+      <w:r>
+        <w:t>A</w:t>
+      </w:r>
+    </w:p>
+    <w:p>
+      <w:pPr>
+        <w:pStyle w:val="ListParagraph"/>
+        <w:numPr>
+          <w:ilvl w:val="0"/>
+          <w:numId w:val="1"/>
+        </w:numPr>
+        <w:spacing w:after="0"/>
+      </w:pPr>
+      <w:r>
+        <w:t>A</w:t>
+      </w:r>
+    </w:p>
+    <w:p>
+      <w:pPr>
+        <w:pStyle w:val="ListParagraph"/>
+        <w:numPr>
+          <w:ilvl w:val="0"/>
+          <w:numId w:val="1"/>
+        </w:numPr>
+        <w:spacing w:after="0"/>
+      </w:pPr>
+      <w:r>
+        <w:t>A</w:t>
+      </w:r>
+    </w:p>
+    <w:p>
+      <w:pPr>
+        <w:pStyle w:val="ListParagraph"/>
+        <w:numPr>
+          <w:ilvl w:val="0"/>
+          <w:numId w:val="1"/>
+        </w:numPr>
+        <w:spacing w:after="0"/>
+      </w:pPr>
+      <w:r>
+        <w:t>A</w:t>
+      </w:r>
+    </w:p>
+    <w:p>
+      <w:pPr>
+        <w:pStyle w:val="ListParagraph"/>
+        <w:numPr>
+          <w:ilvl w:val="0"/>
+          <w:numId w:val="1"/>
+        </w:numPr>
+        <w:spacing w:after="0"/>
+      </w:pPr>
+      <w:r>
+        <w:t>A</w:t>
       </w:r>
     </w:p>
     <w:sectPr>
@@ -5248,6 +5463,25 @@
       </w:tblBorders>
     </w:tblPr>
   </w:style>
+  <w:style w:type="paragraph" w:styleId="NormalWeb">
+    <w:name w:val="Normal (Web)"/>
+    <w:basedOn w:val="Normal"/>
+    <w:uiPriority w:val="99"/>
+    <w:semiHidden/>
+    <w:unhideWhenUsed/>
+    <w:rsid w:val="001857CF"/>
+    <w:pPr>
+      <w:spacing w:before="100" w:beforeAutospacing="1" w:after="100" w:afterAutospacing="1" w:line="240" w:lineRule="auto"/>
+    </w:pPr>
+    <w:rPr>
+      <w:rFonts w:ascii="Times New Roman" w:eastAsia="Times New Roman" w:hAnsi="Times New Roman" w:cs="Times New Roman"/>
+      <w:kern w:val="0"/>
+      <w:sz w:val="24"/>
+      <w:szCs w:val="24"/>
+      <w:lang w:eastAsia="en-IN"/>
+      <w14:ligatures w14:val="none"/>
+    </w:rPr>
+  </w:style>
 </w:styles>
 </file>
 
